--- a/Introduction_Master_Notes.docx
+++ b/Introduction_Master_Notes.docx
@@ -25,10 +25,18 @@
     </w:p>
     <w:p>
       <w:r>
-        <w:t>In this lesson, we explore the fundamentals of databases—an essential subject for anyone pursuing a career in Cloud or DevOps engineering. Understanding how databases function is vital not only for software development but also for operations. Database servers are deployed and managed by operations engineers, while software developers design applications that interact with these databases. Mastering both aspects is key to designing effective software architectures.</w:t>
+        <w:t>Hello, and welcome to the DevOps and Cloud Prerequisites lesson. My name is Mumshad Mannambeth, and I will be your instructor throughout this course.</w:t>
         <w:br/>
         <w:br/>
-        <w:t>For DevOps professionals, understanding database deployment, how applications connect to databases, and troubleshooting common connectivity issues is crucial. You'll frequently work in environments where applications interface with databases, and the concepts discussed in this lesson will help you replicate these scenarios loca</w:t>
+        <w:t>DevOps and cloud computing rank among the top trends in the IT industry today. At KodeKloud, we provide a broad range of learning paths and courses on DevOps and cloud-native technologies, including Docker, Kubernetes, and OpenShift. We also delve into automation and infrastructure-as-code tools like Ansible and Terraform, as well as cloud platforms such as AWS, GCP, and Azure.</w:t>
+        <w:br/>
+        <w:br/>
+        <w:t>For many beginners, one common challenge is knowing where to start. When embarking on a Cloud and DevOps journey, fundamental topics sometimes seem overlooked. You might wonder:</w:t>
+        <w:br/>
+        <w:br/>
+        <w:t>* Which lab environment is best: local or cloud-based? Why choose one over the other?</w:t>
+        <w:br/>
+        <w:t xml:space="preserve">* </w:t>
       </w:r>
     </w:p>
     <w:p>
@@ -44,7 +52,7 @@
         <w:pStyle w:val="ListNumber"/>
       </w:pPr>
       <w:r>
-        <w:t>Traditionally, SQL databases are organized in tables, where data is stored in rows and columns. For example, consider a table that holds information about individuals: each row represents a person, an</w:t>
+        <w:t>In this course, you will cover the following essential topics:</w:t>
       </w:r>
     </w:p>
     <w:p>
@@ -52,7 +60,7 @@
         <w:pStyle w:val="ListNumber"/>
       </w:pPr>
       <w:r>
-        <w:t>In contrast, NoSQL databases store data as documents. Each document contains all relevant information for an individual and can have a unique structure. For instance, work-related records may include</w:t>
+        <w:t>Linux Fundamentals:** Gain an introductory understanding of Linux, including an exploration of various distributions and devices.</w:t>
       </w:r>
     </w:p>
     <w:p>
@@ -60,7 +68,7 @@
         <w:pStyle w:val="ListNumber"/>
       </w:pPr>
       <w:r>
-        <w:t>Here is how NoSQL documents can represent data differently from SQL tables:</w:t>
+        <w:t>Lab Environment Setup:** Learn how to set up a basic lab environment, with practical guidance on using VirtualBox and troubleshooting common networking issues across multiple VMs.</w:t>
       </w:r>
     </w:p>
     <w:p>
@@ -68,7 +76,7 @@
         <w:pStyle w:val="ListNumber"/>
       </w:pPr>
       <w:r>
-        <w:t>In a SQL database, each person's data is stored in a row within a table, while in a NoSQL database, each document is part of a collection. SQL queries are used for retrieving and filtering data from s</w:t>
+        <w:t>Linux Networking Basics:** Understand crucial networking concepts such as IP addresses, ports, network interfaces, routing, and gateways.</w:t>
       </w:r>
     </w:p>
     <w:p>
@@ -76,7 +84,7 @@
         <w:pStyle w:val="ListNumber"/>
       </w:pPr>
       <w:r>
-        <w:t>The image below compares SQL tables with NoSQL collections, clearly illustrating the differences in data representation:</w:t>
+        <w:t>Data Formats:** Explore common data formats like JSON, YAML, and JSONPath through engaging, hands-on labs.</w:t>
       </w:r>
     </w:p>
     <w:p>
@@ -84,7 +92,7 @@
         <w:pStyle w:val="ListNumber"/>
       </w:pPr>
       <w:r>
-        <w:t>Below are examples of how to query data from both a SQL database and a NoSQL database using MongoDB:</w:t>
+        <w:t>Applications and Servers:** Get an overview of popular programming languages (Java, Python, NodeJS) from an operations perspective. This section covers tasks such as installing programming languages,</w:t>
       </w:r>
     </w:p>
     <w:p>
@@ -92,7 +100,7 @@
         <w:pStyle w:val="ListNumber"/>
       </w:pPr>
       <w:r>
-        <w:t>SELECT * FROM persons WHERE age &gt; 10;</w:t>
+        <w:t>Database Fundamentals:** Differentiate between SQL and NoSQL databases and learn how to install and configure database systems such as MySQL and MongoDB.</w:t>
       </w:r>
     </w:p>
     <w:p>
@@ -100,39 +108,7 @@
         <w:pStyle w:val="ListNumber"/>
       </w:pPr>
       <w:r>
-        <w:t>```javascript theme=</w:t>
-      </w:r>
-    </w:p>
-    <w:p>
-      <w:pPr>
-        <w:pStyle w:val="ListNumber"/>
-      </w:pPr>
-      <w:r>
-        <w:t>db.persons.find( });</w:t>
-      </w:r>
-    </w:p>
-    <w:p>
-      <w:pPr>
-        <w:pStyle w:val="ListNumber"/>
-      </w:pPr>
-      <w:r>
-        <w:t>Both queries retrieve all records of individuals older than 10 from their respective data stores. Today, both SQL and NoSQL databases are widely used. Traditional SQL databases like MySQL, PostgreSQL,</w:t>
-      </w:r>
-    </w:p>
-    <w:p>
-      <w:pPr>
-        <w:pStyle w:val="ListNumber"/>
-      </w:pPr>
-      <w:r>
-        <w:t>For more information on databases, consider visiting:</w:t>
-      </w:r>
-    </w:p>
-    <w:p>
-      <w:pPr>
-        <w:pStyle w:val="ListNumber"/>
-      </w:pPr>
-      <w:r>
-        <w:t>[Kubernetes Basics](https://kubernetes.io/docs/concepts/overview/what-is-kubernetes/)</w:t>
+        <w:t>If you're ready to establish a solid base in DevOps and Cloud technologies, let's get started with the first section. Enjoy your learning journey!</w:t>
       </w:r>
     </w:p>
     <w:p>
@@ -156,7 +132,7 @@
         <w:pStyle w:val="ListBullet"/>
       </w:pPr>
       <w:r>
-        <w:t>A SQL-based database (MySQL)</w:t>
+        <w:t>Which lab environment is best: local or cloud-based? Why choose one over the other?</w:t>
       </w:r>
     </w:p>
     <w:p>
@@ -164,7 +140,7 @@
         <w:pStyle w:val="ListBullet"/>
       </w:pPr>
       <w:r>
-        <w:t>A NoSQL database (MongoDB)</w:t>
+        <w:t>How should you configure your lab environment to maximize learning?</w:t>
       </w:r>
     </w:p>
     <w:p>
@@ -172,7 +148,7 @@
         <w:pStyle w:val="ListBullet"/>
       </w:pPr>
       <w:r>
-        <w:t>SQL vs. NoSQL Databases</w:t>
+        <w:t>What steps can you take to overcome obstacles when transitioning from Windows to Linux?</w:t>
       </w:r>
     </w:p>
     <w:p>
@@ -180,7 +156,7 @@
         <w:pStyle w:val="ListBullet"/>
       </w:pPr>
       <w:r>
-        <w:t>Here is how NoSQL documents can represent data differently from SQL tables:</w:t>
+        <w:t>How do you build, package, and deploy applications written in languages such as Java, NodeJS, or Python?</w:t>
       </w:r>
     </w:p>
     <w:p>
@@ -188,7 +164,7 @@
         <w:pStyle w:val="ListBullet"/>
       </w:pPr>
       <w:r>
-        <w:t>Comparing SQL and NoSQL Databases</w:t>
+        <w:t>What strategies will help you troubleshoot issues with web servers, application servers, and databases?</w:t>
       </w:r>
     </w:p>
     <w:p>
@@ -196,7 +172,7 @@
         <w:pStyle w:val="ListBullet"/>
       </w:pPr>
       <w:r>
-        <w:t>Querying Data</w:t>
+        <w:t>How do you interpret and work with configuration files in JSON, YAML, or JSONPath format?</w:t>
       </w:r>
     </w:p>
     <w:p>
@@ -204,7 +180,7 @@
         <w:pStyle w:val="ListBullet"/>
       </w:pPr>
       <w:r>
-        <w:t>Below are examples of how to query data from both a SQL database and a NoSQL database using MongoDB:</w:t>
+        <w:t>Below is an overview of the course structure:</w:t>
       </w:r>
     </w:p>
     <w:p>
@@ -212,7 +188,7 @@
         <w:pStyle w:val="ListBullet"/>
       </w:pPr>
       <w:r>
-        <w:t>SQL Query</w:t>
+        <w:t>Course Topics</w:t>
       </w:r>
     </w:p>
     <w:p>
@@ -220,7 +196,7 @@
         <w:pStyle w:val="ListBullet"/>
       </w:pPr>
       <w:r>
-        <w:t>SELECT  FROM persons WHERE age &gt; 10;</w:t>
+        <w:t>In this course, you will cover the following essential topics:</w:t>
       </w:r>
     </w:p>
     <w:p>
@@ -228,15 +204,7 @@
         <w:pStyle w:val="ListBullet"/>
       </w:pPr>
       <w:r>
-        <w:t>MongoDB Query</w:t>
-      </w:r>
-    </w:p>
-    <w:p>
-      <w:pPr>
-        <w:pStyle w:val="ListBullet"/>
-      </w:pPr>
-      <w:r>
-        <w:t>For more information on databases, consider visiting:</w:t>
+        <w:t>Data Formats: Explore common data formats like JSON, YAML, and JSONPath through engaging, hands-on labs.</w:t>
       </w:r>
     </w:p>
     <w:p>
@@ -398,23 +366,7 @@
         <w:pStyle w:val="ListBullet"/>
       </w:pPr>
       <w:r>
-        <w:t>SQL vs. NoSQL Databases</w:t>
-      </w:r>
-    </w:p>
-    <w:p>
-      <w:pPr>
-        <w:pStyle w:val="ListBullet"/>
-      </w:pPr>
-      <w:r>
-        <w:t>Comparing SQL and NoSQL Databases</w:t>
-      </w:r>
-    </w:p>
-    <w:p>
-      <w:pPr>
-        <w:pStyle w:val="ListBullet"/>
-      </w:pPr>
-      <w:r>
-        <w:t>Querying Data</w:t>
+        <w:t>Course Topics</w:t>
       </w:r>
     </w:p>
     <w:p>
